--- a/cfeglobal.org.docx
+++ b/cfeglobal.org.docx
@@ -9,6 +9,108 @@
         <w:spacing w:before="240" w:beforeAutospacing="0" w:after="240" w:afterAutospacing="0"/>
         <w:ind w:left="720"/>
         <w:rPr>
+          <w:rFonts w:ascii="Courier New" w:hAnsi="Courier New" w:cs="Courier New"/>
+          <w:sz w:val="18"/>
+          <w:szCs w:val="18"/>
+          <w:shd w:val="clear" w:color="auto" w:fill="FFFFFF"/>
+          <w:lang w:val="en-US"/>
+        </w:rPr>
+      </w:pPr>
+      <w:r>
+        <w:rPr>
+          <w:rFonts w:ascii="Courier New" w:hAnsi="Courier New" w:cs="Courier New"/>
+          <w:sz w:val="18"/>
+          <w:szCs w:val="18"/>
+          <w:shd w:val="clear" w:color="auto" w:fill="FFFFFF"/>
+          <w:lang w:val="en-US"/>
+        </w:rPr>
+        <w:t xml:space="preserve">Missing: </w:t>
+      </w:r>
+    </w:p>
+    <w:p>
+      <w:pPr>
+        <w:pStyle w:val="a3"/>
+        <w:shd w:val="clear" w:color="auto" w:fill="FFFFFF"/>
+        <w:spacing w:before="240" w:beforeAutospacing="0" w:after="240" w:afterAutospacing="0"/>
+        <w:ind w:left="720"/>
+        <w:rPr>
+          <w:rFonts w:ascii="Courier New" w:hAnsi="Courier New" w:cs="Courier New"/>
+          <w:sz w:val="18"/>
+          <w:szCs w:val="18"/>
+          <w:shd w:val="clear" w:color="auto" w:fill="FFFFFF"/>
+          <w:lang w:val="en-US"/>
+        </w:rPr>
+      </w:pPr>
+      <w:r>
+        <w:rPr>
+          <w:rFonts w:ascii="Courier New" w:hAnsi="Courier New" w:cs="Courier New"/>
+          <w:sz w:val="18"/>
+          <w:szCs w:val="18"/>
+          <w:shd w:val="clear" w:color="auto" w:fill="FFFFFF"/>
+          <w:lang w:val="en-US"/>
+        </w:rPr>
+        <w:t xml:space="preserve">Partnership session </w:t>
+      </w:r>
+      <w:r>
+        <w:rPr>
+          <w:rFonts w:ascii="Courier New" w:hAnsi="Courier New" w:cs="Courier New"/>
+          <w:sz w:val="18"/>
+          <w:szCs w:val="18"/>
+          <w:shd w:val="clear" w:color="auto" w:fill="FFFFFF"/>
+          <w:lang w:val="en-US"/>
+        </w:rPr>
+        <w:t xml:space="preserve">in FOOTER </w:t>
+      </w:r>
+      <w:bookmarkStart w:id="0" w:name="_GoBack"/>
+      <w:bookmarkEnd w:id="0"/>
+    </w:p>
+    <w:p>
+      <w:pPr>
+        <w:pStyle w:val="a3"/>
+        <w:shd w:val="clear" w:color="auto" w:fill="FFFFFF"/>
+        <w:spacing w:before="240" w:beforeAutospacing="0" w:after="240" w:afterAutospacing="0"/>
+        <w:ind w:left="720"/>
+        <w:rPr>
+          <w:rFonts w:ascii="Courier New" w:hAnsi="Courier New" w:cs="Courier New"/>
+          <w:sz w:val="18"/>
+          <w:szCs w:val="18"/>
+          <w:shd w:val="clear" w:color="auto" w:fill="FFFFFF"/>
+          <w:lang w:val="en-US"/>
+        </w:rPr>
+      </w:pPr>
+    </w:p>
+    <w:p>
+      <w:pPr>
+        <w:pStyle w:val="a3"/>
+        <w:shd w:val="clear" w:color="auto" w:fill="FFFFFF"/>
+        <w:spacing w:before="240" w:beforeAutospacing="0" w:after="240" w:afterAutospacing="0"/>
+        <w:ind w:left="720"/>
+        <w:rPr>
+          <w:rFonts w:ascii="Courier New" w:hAnsi="Courier New" w:cs="Courier New"/>
+          <w:sz w:val="18"/>
+          <w:szCs w:val="18"/>
+          <w:shd w:val="clear" w:color="auto" w:fill="FFFFFF"/>
+          <w:lang w:val="en-US"/>
+        </w:rPr>
+      </w:pPr>
+      <w:r>
+        <w:rPr>
+          <w:rFonts w:ascii="Courier New" w:hAnsi="Courier New" w:cs="Courier New"/>
+          <w:sz w:val="18"/>
+          <w:szCs w:val="18"/>
+          <w:shd w:val="clear" w:color="auto" w:fill="FFFFFF"/>
+          <w:lang w:val="en-US"/>
+        </w:rPr>
+        <w:t>Successfully setup</w:t>
+      </w:r>
+    </w:p>
+    <w:p>
+      <w:pPr>
+        <w:pStyle w:val="a3"/>
+        <w:shd w:val="clear" w:color="auto" w:fill="FFFFFF"/>
+        <w:spacing w:before="240" w:beforeAutospacing="0" w:after="240" w:afterAutospacing="0"/>
+        <w:ind w:left="720"/>
+        <w:rPr>
           <w:rFonts w:ascii="-apple-system" w:hAnsi="-apple-system"/>
           <w:color w:val="1F2328"/>
           <w:lang w:val="en-US"/>
@@ -234,8 +336,6 @@
         </w:rPr>
         <w:t>', 'G-VK4JWHDC1Z'); &lt;/script&gt;</w:t>
       </w:r>
-      <w:bookmarkStart w:id="0" w:name="_GoBack"/>
-      <w:bookmarkEnd w:id="0"/>
     </w:p>
     <w:p>
       <w:pPr>
